--- a/yh/project/20260407/customOrder/九阳6.docx
+++ b/yh/project/20260407/customOrder/九阳6.docx
@@ -324,7 +324,7 @@
                 <w:vertAlign w:val="baseline"/>
                 <w:lang w:val="en-US" w:eastAsia="zh-CN"/>
               </w:rPr>
-              <w:t>九阳</w:t>
+              <w:t>九阳6</w:t>
             </w:r>
           </w:p>
         </w:tc>
@@ -457,7 +457,7 @@
                 <w:vertAlign w:val="baseline"/>
                 <w:lang w:val="en-US" w:eastAsia="zh-CN"/>
               </w:rPr>
-              <w:t>9</w:t>
+              <w:t>6</w:t>
             </w:r>
             <w:bookmarkStart w:id="0" w:name="_GoBack"/>
             <w:bookmarkEnd w:id="0"/>
@@ -1219,7 +1219,7 @@
     <w:lsdException w:qFormat="1" w:unhideWhenUsed="0" w:uiPriority="0" w:semiHidden="0" w:name="Title"/>
     <w:lsdException w:unhideWhenUsed="0" w:uiPriority="0" w:semiHidden="0" w:name="Closing"/>
     <w:lsdException w:unhideWhenUsed="0" w:uiPriority="0" w:semiHidden="0" w:name="Signature"/>
-    <w:lsdException w:unhideWhenUsed="0" w:uiPriority="0" w:name="Default Paragraph Font"/>
+    <w:lsdException w:qFormat="1" w:unhideWhenUsed="0" w:uiPriority="0" w:name="Default Paragraph Font"/>
     <w:lsdException w:unhideWhenUsed="0" w:uiPriority="0" w:semiHidden="0" w:name="Body Text"/>
     <w:lsdException w:unhideWhenUsed="0" w:uiPriority="0" w:semiHidden="0" w:name="Body Text Indent"/>
     <w:lsdException w:unhideWhenUsed="0" w:uiPriority="0" w:semiHidden="0" w:name="List Continue"/>
@@ -1422,6 +1422,7 @@
   <w:style w:type="character" w:default="1" w:styleId="4">
     <w:name w:val="Default Paragraph Font"/>
     <w:semiHidden/>
+    <w:qFormat/>
     <w:uiPriority w:val="0"/>
   </w:style>
   <w:style w:type="table" w:default="1" w:styleId="2">
